--- a/docs/Meeting_Prep_Intake_Form_Joseph_Trahan_v2.docx
+++ b/docs/Meeting_Prep_Intake_Form_Joseph_Trahan_v2.docx
@@ -54,7 +54,7 @@
       </w:r>
       <w:r>
         <w:rPr/>
-        <w:t xml:space="preserve"> v2 · Built May 11, 2026 · Lexington intro sent May 5 — awaiting Lexington forward to Trahan </w:t>
+        <w:t xml:space="preserve"> v2 refresh · May 12, 2026 · Charles LinkedIn outreach to Lexington Halbert sent May 5 · Day 7 no response · Lexington forward to Trahan unconfirmed · Charles nudge trigger May 19 (Day 14) </w:t>
       </w:r>
       <w:r>
         <w:rPr>
@@ -65,7 +65,7 @@
       </w:r>
       <w:r>
         <w:rPr/>
-        <w:t xml:space="preserve"> Personal Bridge field added (Section 2) — deliberately blank per discipline rule (no authentic personal-life crossover surfaced)</w:t>
+        <w:t xml:space="preserve"> Personal Bridge field added (Section 2) — deliberately blank per discipline rule · Status refreshed to Day 7 · Response-gated PE-side coin send-out captured in scratchpad</w:t>
       </w:r>
     </w:p>
     <w:p>
@@ -764,7 +764,33 @@
                 <w:szCs w:val="24"/>
                 <w:lang w:val="en-US" w:eastAsia="en-US" w:bidi="ar-SA"/>
               </w:rPr>
-              <w:t>Charles Layne → Lexington Halbert (Investor at Princeton Equity Group, 1st-degree connection to Charles, confirmed willing to facilitate intro May 5) → Joseph Trahan. As of May 11: Charles sent intro request to Lexington on May 5 at 10:26 AM; Lexington confirmed willing within 90 min; awaiting Lexington’s forward to Trahan.</w:t>
+              <w:t xml:space="preserve">Charles Layne → Lexington Halbert (Investor at Princeton Equity Group, 1st-degree connection to Charles, confirmed willing to facilitate intro May 5) → Joseph Trahan. As of May 12: Charles sent intro request to Lexington on May 5 at 10:26 AM; Lexington confirmed willing within 90 min; </w:t>
+            </w:r>
+            <w:r>
+              <w:rPr>
+                <w:rFonts w:eastAsia="Cambria" w:cs=""/>
+                <w:b/>
+                <w:bCs/>
+                <w:i/>
+                <w:iCs/>
+                <w:kern w:val="0"/>
+                <w:sz w:val="24"/>
+                <w:szCs w:val="24"/>
+                <w:lang w:val="en-US" w:eastAsia="en-US" w:bidi="ar-SA"/>
+              </w:rPr>
+              <w:t>Day 7 no further movement</w:t>
+            </w:r>
+            <w:r>
+              <w:rPr>
+                <w:rFonts w:eastAsia="Cambria" w:cs=""/>
+                <w:i/>
+                <w:iCs/>
+                <w:kern w:val="0"/>
+                <w:sz w:val="24"/>
+                <w:szCs w:val="24"/>
+                <w:lang w:val="en-US" w:eastAsia="en-US" w:bidi="ar-SA"/>
+              </w:rPr>
+              <w:t xml:space="preserve"> — Lexington’s forward to Trahan unconfirmed. Charles nudge trigger May 19 (Day 14) if still no movement.</w:t>
             </w:r>
           </w:p>
         </w:tc>
@@ -2446,7 +2472,33 @@
                 <w:szCs w:val="24"/>
                 <w:lang w:val="en-US" w:eastAsia="en-US" w:bidi="ar-SA"/>
               </w:rPr>
-              <w:t>Charles → Lexington intro request landed May 5 at 10:26 AM (15 min before lunch, fast turnaround = warm Charles-Lexington relationship). Lexington confirmed within 90 min — she’s clearly open to being a connector. Trahan responsiveness is unknown until intro forwards. Five Star is “FAST-CYCLE” character per v3 readiness — founder-led, single-decision-maker, fast cycle. The existing GPSI/Mosquito Shield customer overlap (Andrea pulling the list) is the Phase 1 entry that doesn’t need PE-side approval — both can run in parallel. If Trahan asks “what’s already in motion at the operator level,” the Mosquito Shield overlap is the credibility-building answer.</w:t>
+              <w:t xml:space="preserve">Charles → Lexington intro request landed May 5 at 10:26 AM (15 min before lunch, fast turnaround = warm Charles-Lexington relationship). Lexington confirmed within 90 min — she’s clearly open to being a connector. Trahan responsiveness is unknown until intro forwards. Five Star is “FAST-CYCLE” character per v3 readiness — founder-led, single-decision-maker, fast cycle. The existing GPSI/Mosquito Shield customer overlap (Andrea pulling the list) is the Phase 1 entry that doesn’t need PE-side approval — both can run in parallel. If Trahan asks “what’s already in motion at the operator level,” the Mosquito Shield overlap is the credibility-building answer. </w:t>
+            </w:r>
+            <w:r>
+              <w:rPr>
+                <w:rFonts w:eastAsia="Cambria" w:cs=""/>
+                <w:b/>
+                <w:bCs/>
+                <w:i/>
+                <w:iCs/>
+                <w:kern w:val="0"/>
+                <w:sz w:val="24"/>
+                <w:szCs w:val="24"/>
+                <w:lang w:val="en-US" w:eastAsia="en-US" w:bidi="ar-SA"/>
+              </w:rPr>
+              <w:t>Response-gated coin send-out:</w:t>
+            </w:r>
+            <w:r>
+              <w:rPr>
+                <w:rFonts w:eastAsia="Cambria" w:cs=""/>
+                <w:i/>
+                <w:iCs/>
+                <w:kern w:val="0"/>
+                <w:sz w:val="24"/>
+                <w:szCs w:val="24"/>
+                <w:lang w:val="en-US" w:eastAsia="en-US" w:bidi="ar-SA"/>
+              </w:rPr>
+              <w:t xml:space="preserve"> when Lexington or Trahan responds, Charles asks for UPS address in response thread; Velocity GTM coins ship to both (2 coins total) with brief handwritten notes.</w:t>
             </w:r>
           </w:p>
         </w:tc>
@@ -2909,7 +2961,7 @@
           <w:i/>
           <w:iCs/>
         </w:rPr>
-        <w:t>Velocity GTM Co LLC · Meeting Prep Intake Form v2 · Joseph Trahan · Princeton Equity Group · May 11, 2026</w:t>
+        <w:t>Velocity GTM Co LLC · Meeting Prep Intake Form v2 · Joseph Trahan · Princeton Equity Group · Refreshed May 12, 2026</w:t>
       </w:r>
       <w:bookmarkEnd w:id="12"/>
       <w:bookmarkEnd w:id="13"/>
